--- a/Supporting SOPs/SOP_ADJ_001.docx
+++ b/Supporting SOPs/SOP_ADJ_001.docx
@@ -3367,6 +3367,54 @@
         </w:tc>
       </w:tr>
     </w:tbl>
+    <w:p>
+      <w:r>
+        <w:br w:type="page"/>
+      </w:r>
+    </w:p>
+    <w:p>
+      <w:pPr>
+        <w:pStyle w:val="Heading2"/>
+      </w:pPr>
+      <w:r>
+        <w:t>5.9  Visit-level longitudinal adjudication</w:t>
+      </w:r>
+    </w:p>
+    <w:p>
+      <w:r>
+        <w:t>The adjudication unit is the blinded participant plus visit. Every scheduled or adjudicable unscheduled visit has a separate attributable decision record. A participant with six adjudicable visits therefore has six final visit outcomes.</w:t>
+      </w:r>
+    </w:p>
+    <w:p>
+      <w:r>
+        <w:t>For Visit N, reviewers assess all permitted clinical evidence accumulated from Visits 1 through N. Evidence from a later visit must not influence an earlier visit decision. The visit evidence table records key blood-pressure, proteinuria and laboratory measurement dates.</w:t>
+      </w:r>
+    </w:p>
+    <w:p>
+      <w:r>
+        <w:t>Each visit decision records the closed-ended outcome (PE, Severe PE, Eclampsia or HELLP), diagnostic certainty, date of diagnosis and a free-text visit comment. Other is permitted only through the independent Reviewer C divergence pathway and requires a documented rationale.</w:t>
+      </w:r>
+    </w:p>
+    <w:p>
+      <w:r>
+        <w:t>The same assigned blinded reviewer reviews every visit for that participant. Reassignment requires a documented recusal, conflict or authorised administrative change and must retain the audit trail.</w:t>
+      </w:r>
+    </w:p>
+    <w:p>
+      <w:r>
+        <w:t>The reviewer also records an overall longitudinal assessment identifying the first visit and date at which PE became evident and describing progression, persistence or resolution. This overall comment supplements and does not replace the independently signed visit decisions.</w:t>
+      </w:r>
+    </w:p>
+    <w:p>
+      <w:r>
+        <w:t>Completeness and certainty are assessed for each visit against the evidence available through that visit. Certainty is not restricted merely because later scheduled visits have not yet occurred.</w:t>
+      </w:r>
+    </w:p>
+    <w:p>
+      <w:r>
+        <w:t>Analysis exports and eTMF artifacts contain one row or artifact per blinded participant visit and include participant join key, visit, outcome, certainty and date of diagnosis. Artifact filenames include the visit code to prevent replacement of another visit record.</w:t>
+      </w:r>
+    </w:p>
     <w:sectPr>
       <w:footerReference w:type="default" r:id="rId7"/>
       <w:pgSz w:w="11906" w:h="16838" w:orient="portrait"/>
